--- a/Relatorio_Gestao_Hotel.docx
+++ b/Relatorio_Gestao_Hotel.docx
@@ -46,7 +46,7 @@
           <w:sz w:val="20"/>
           <w:szCs w:val="20"/>
         </w:rPr>
-        <w:t xml:space="preserve">Autor: [O teu nome]  |  Curso: [Nome do curso]  |  2026</w:t>
+        <w:t xml:space="preserve">Autor: Waldir Alves  |  Curso: Metodologias de desenvolvimento de software  |  2026</w:t>
       </w:r>
     </w:p>
     <w:p>
